--- a/Teorie.docx
+++ b/Teorie.docx
@@ -347,6 +347,7 @@
     </w:p>
     <w:p>
       <w:proofErr w:type="spellStart"/>
+      <w:proofErr w:type="gramStart"/>
       <w:r>
         <w:rPr>
           <w:b/>
@@ -362,6 +363,7 @@
         </w:rPr>
         <w:t>(</w:t>
       </w:r>
+      <w:proofErr w:type="gramEnd"/>
       <w:r>
         <w:rPr>
           <w:b/>
@@ -819,15 +821,128 @@
           <w:b/>
           <w:bCs/>
         </w:rPr>
-        <w:t xml:space="preserve"> - </w:t>
-      </w:r>
-      <w:r>
-        <w:t xml:space="preserve"> stejné, ale se souborem</w:t>
-      </w:r>
-    </w:p>
-    <w:p/>
-    <w:p>
-      <w:proofErr w:type="spellStart"/>
+        <w:t xml:space="preserve"> </w:t>
+      </w:r>
+      <w:proofErr w:type="gramStart"/>
+      <w:r>
+        <w:rPr>
+          <w:b/>
+          <w:bCs/>
+        </w:rPr>
+        <w:t xml:space="preserve">- </w:t>
+      </w:r>
+      <w:r>
+        <w:t xml:space="preserve"> stejné</w:t>
+      </w:r>
+      <w:proofErr w:type="gramEnd"/>
+      <w:r>
+        <w:t>, ale se souborem</w:t>
+      </w:r>
+    </w:p>
+    <w:p>
+      <w:proofErr w:type="spellStart"/>
+      <w:r>
+        <w:rPr>
+          <w:b/>
+          <w:bCs/>
+        </w:rPr>
+        <w:t>array_</w:t>
+      </w:r>
+      <w:proofErr w:type="gramStart"/>
+      <w:r>
+        <w:rPr>
+          <w:b/>
+          <w:bCs/>
+        </w:rPr>
+        <w:t>diff</w:t>
+      </w:r>
+      <w:proofErr w:type="spellEnd"/>
+      <w:r>
+        <w:rPr>
+          <w:b/>
+          <w:bCs/>
+        </w:rPr>
+        <w:t>(</w:t>
+      </w:r>
+      <w:proofErr w:type="gramEnd"/>
+      <w:r>
+        <w:rPr>
+          <w:b/>
+          <w:bCs/>
+        </w:rPr>
+        <w:t>$</w:t>
+      </w:r>
+      <w:proofErr w:type="spellStart"/>
+      <w:r>
+        <w:rPr>
+          <w:b/>
+          <w:bCs/>
+        </w:rPr>
+        <w:t>arr</w:t>
+      </w:r>
+      <w:proofErr w:type="spellEnd"/>
+      <w:r>
+        <w:rPr>
+          <w:b/>
+          <w:bCs/>
+        </w:rPr>
+        <w:t>, $arr</w:t>
+      </w:r>
+      <w:proofErr w:type="gramStart"/>
+      <w:r>
+        <w:rPr>
+          <w:b/>
+          <w:bCs/>
+        </w:rPr>
+        <w:t>2, ..</w:t>
+      </w:r>
+      <w:proofErr w:type="gramEnd"/>
+      <w:r>
+        <w:rPr>
+          <w:b/>
+          <w:bCs/>
+        </w:rPr>
+        <w:t>)</w:t>
+      </w:r>
+      <w:r>
+        <w:rPr>
+          <w:b/>
+          <w:bCs/>
+        </w:rPr>
+        <w:t xml:space="preserve"> –</w:t>
+      </w:r>
+      <w:r>
+        <w:t xml:space="preserve"> porovná hodnoty 1. a všech dalších polí. Hodnoty, které se jsou v 1. a nejsou v dalších jsou uchovány, ostatní zahodíme. Užitečné pro odstranění referencí na rodičovské složky u </w:t>
+      </w:r>
+      <w:proofErr w:type="spellStart"/>
+      <w:proofErr w:type="gramStart"/>
+      <w:r>
+        <w:rPr>
+          <w:b/>
+          <w:bCs/>
+        </w:rPr>
+        <w:t>scandir</w:t>
+      </w:r>
+      <w:proofErr w:type="spellEnd"/>
+      <w:r>
+        <w:rPr>
+          <w:b/>
+          <w:bCs/>
+        </w:rPr>
+        <w:t>(</w:t>
+      </w:r>
+      <w:proofErr w:type="gramEnd"/>
+      <w:r>
+        <w:rPr>
+          <w:b/>
+          <w:bCs/>
+        </w:rPr>
+        <w:t>)</w:t>
+      </w:r>
+    </w:p>
+    <w:p>
+      <w:proofErr w:type="spellStart"/>
+      <w:proofErr w:type="gramStart"/>
       <w:r>
         <w:rPr>
           <w:b/>
@@ -841,7 +956,15 @@
           <w:b/>
           <w:bCs/>
         </w:rPr>
-        <w:t>($</w:t>
+        <w:t>(</w:t>
+      </w:r>
+      <w:proofErr w:type="gramEnd"/>
+      <w:r>
+        <w:rPr>
+          <w:b/>
+          <w:bCs/>
+        </w:rPr>
+        <w:t>$</w:t>
       </w:r>
       <w:proofErr w:type="spellStart"/>
       <w:r>
@@ -924,6 +1047,7 @@
     </w:p>
     <w:p>
       <w:proofErr w:type="spellStart"/>
+      <w:proofErr w:type="gramStart"/>
       <w:r>
         <w:rPr>
           <w:b/>
@@ -937,7 +1061,15 @@
           <w:b/>
           <w:bCs/>
         </w:rPr>
-        <w:t>($</w:t>
+        <w:t>(</w:t>
+      </w:r>
+      <w:proofErr w:type="gramEnd"/>
+      <w:r>
+        <w:rPr>
+          <w:b/>
+          <w:bCs/>
+        </w:rPr>
+        <w:t>$</w:t>
       </w:r>
       <w:proofErr w:type="spellStart"/>
       <w:r>
@@ -969,10 +1101,22 @@
           <w:b/>
           <w:bCs/>
         </w:rPr>
-        <w:t xml:space="preserve">) - </w:t>
-      </w:r>
-      <w:r>
-        <w:t xml:space="preserve"> spojí prvky v poli s </w:t>
+        <w:t xml:space="preserve">) </w:t>
+      </w:r>
+      <w:proofErr w:type="gramStart"/>
+      <w:r>
+        <w:rPr>
+          <w:b/>
+          <w:bCs/>
+        </w:rPr>
+        <w:t xml:space="preserve">- </w:t>
+      </w:r>
+      <w:r>
+        <w:t xml:space="preserve"> spojí</w:t>
+      </w:r>
+      <w:proofErr w:type="gramEnd"/>
+      <w:r>
+        <w:t xml:space="preserve"> prvky v poli s </w:t>
       </w:r>
       <w:r>
         <w:rPr>
@@ -1006,7 +1150,6 @@
       </w:r>
       <w:proofErr w:type="spellEnd"/>
     </w:p>
-    <w:p/>
     <w:p/>
     <w:p>
       <w:pPr>
